--- a/tailored-cvs/04_DHL_Project_Analyst.docx
+++ b/tailored-cvs/04_DHL_Project_Analyst.docx
@@ -24,8 +24,43 @@
         <w:rPr>
           <w:sz w:val="17"/>
         </w:rPr>
-        <w:t>Selangor, Malaysia | +60 11-5169 2338 | abdulhakimshaon7@gmail.com</w:t>
+        <w:t xml:space="preserve">Selangor, Malaysia | +60 11-5169 2338 | </w:t>
       </w:r>
+      <w:hyperlink r:id="rId9">
+        <w:r>
+          <w:rPr>
+            <w:color w:val="254F72"/>
+          </w:rPr>
+          <w:t>abdulhakimshaon7@gmail.com</w:t>
+        </w:r>
+      </w:hyperlink>
+    </w:p>
+    <w:p>
+      <w:pPr>
+        <w:spacing w:line="240" w:lineRule="auto"/>
+      </w:pPr>
+      <w:hyperlink r:id="rId10">
+        <w:r>
+          <w:rPr>
+            <w:color w:val="254F72"/>
+          </w:rPr>
+          <w:t>linkedin.com/in/abdul-hakim-shaon-185817357</w:t>
+        </w:r>
+      </w:hyperlink>
+      <w:r>
+        <w:rPr>
+          <w:sz w:val="17"/>
+        </w:rPr>
+        <w:t xml:space="preserve"> | </w:t>
+      </w:r>
+      <w:hyperlink r:id="rId11">
+        <w:r>
+          <w:rPr>
+            <w:color w:val="254F72"/>
+          </w:rPr>
+          <w:t>github.com/abdulhakimshaon7-hash</w:t>
+        </w:r>
+      </w:hyperlink>
     </w:p>
     <w:p>
       <w:pPr>
@@ -35,18 +70,7 @@
         <w:rPr>
           <w:sz w:val="17"/>
         </w:rPr>
-        <w:t>linkedin.com/in/abdul-hakim-shaon-185817357</w:t>
-      </w:r>
-    </w:p>
-    <w:p>
-      <w:pPr>
-        <w:spacing w:line="240" w:lineRule="auto"/>
-      </w:pPr>
-      <w:r>
-        <w:rPr>
-          <w:sz w:val="17"/>
-        </w:rPr>
-        <w:t>Available from November 2026 | 3- or 6-month internship</w:t>
+        <w:t>Available from November 2026 | 3-month internship (up to 6 months)</w:t>
       </w:r>
     </w:p>
     <w:p>
@@ -161,7 +185,37 @@
         <w:rPr>
           <w:b/>
         </w:rPr>
-        <w:t>Malaysia Formula 1 at Sepang | Tableau Data Story</w:t>
+        <w:t>AI Ethics Solution Pitch | Six-person Academic Team | 2025</w:t>
+      </w:r>
+    </w:p>
+    <w:p>
+      <w:pPr>
+        <w:spacing w:line="240" w:lineRule="auto"/>
+        <w:ind w:left="173" w:hanging="144"/>
+      </w:pPr>
+      <w:r>
+        <w:t>• Coordinated deadlines, meetings and review sessions using Gmail, Zoom and WhatsApp; created Zapier reminders to support team organization.</w:t>
+      </w:r>
+    </w:p>
+    <w:p>
+      <w:pPr>
+        <w:spacing w:line="240" w:lineRule="auto"/>
+        <w:ind w:left="173" w:hanging="144"/>
+      </w:pPr>
+      <w:r>
+        <w:t>• Proposed the product solution, incorporated team feedback and rehearsed the final presentation; documented collaboration challenges and improvements in a reflective report.</w:t>
+      </w:r>
+    </w:p>
+    <w:p>
+      <w:pPr>
+        <w:keepNext/>
+        <w:spacing w:line="240" w:lineRule="auto" w:before="80"/>
+      </w:pPr>
+      <w:r>
+        <w:rPr>
+          <w:b/>
+        </w:rPr>
+        <w:t>Malaysia Formula 1 at Sepang | Tableau Data Story | 2026</w:t>
       </w:r>
     </w:p>
     <w:p>
@@ -191,7 +245,7 @@
         <w:rPr>
           <w:b/>
         </w:rPr>
-        <w:t>Clear Away | Oracle Relational Database Design</w:t>
+        <w:t>Clear Away | Oracle Relational Database Design | 2026</w:t>
       </w:r>
     </w:p>
     <w:p>
@@ -215,13 +269,14 @@
     <w:p>
       <w:pPr>
         <w:keepNext/>
-        <w:spacing w:line="240" w:lineRule="auto" w:before="80"/>
+        <w:spacing w:line="240" w:lineRule="auto" w:before="160"/>
       </w:pPr>
       <w:r>
         <w:rPr>
           <w:b/>
+          <w:color w:val="18354A"/>
         </w:rPr>
-        <w:t>LaporKita AI | Backend &amp; API Integration</w:t>
+        <w:t>CERTIFICATIONS</w:t>
       </w:r>
     </w:p>
     <w:p>
@@ -229,80 +284,7 @@
         <w:spacing w:line="240" w:lineRule="auto"/>
       </w:pPr>
       <w:r>
-        <w:rPr>
-          <w:sz w:val="17"/>
-        </w:rPr>
-        <w:t>github.com/abdulhakimshaon7-hash/LaporKita-AI</w:t>
-      </w:r>
-    </w:p>
-    <w:p>
-      <w:pPr>
-        <w:spacing w:line="240" w:lineRule="auto"/>
-        <w:ind w:left="173" w:hanging="144"/>
-      </w:pPr>
-      <w:r>
-        <w:t>• Built a Node.js/Firebase backend for a team-developed civic reporting prototype, connecting a Twilio WhatsApp webhook, Gemini API and Firestore.</w:t>
-      </w:r>
-    </w:p>
-    <w:p>
-      <w:pPr>
-        <w:spacing w:line="240" w:lineRule="auto"/>
-        <w:ind w:left="173" w:hanging="144"/>
-      </w:pPr>
-      <w:r>
-        <w:t>• Processed incoming complaints into stored reports and structured AI analysis; implemented retry handling, fallback results, related-report grouping and alert workflows.</w:t>
-      </w:r>
-    </w:p>
-    <w:p>
-      <w:pPr>
-        <w:spacing w:line="240" w:lineRule="auto"/>
-        <w:ind w:left="173" w:hanging="144"/>
-      </w:pPr>
-      <w:r>
-        <w:t>• Worked across backend and Flutter dashboard integration in a two-person hackathon team.</w:t>
-      </w:r>
-    </w:p>
-    <w:p>
-      <w:pPr>
-        <w:keepNext/>
-        <w:spacing w:line="240" w:lineRule="auto" w:before="80"/>
-      </w:pPr>
-      <w:r>
-        <w:rPr>
-          <w:b/>
-        </w:rPr>
-        <w:t>AI Ethics &amp; Professional Responsibility | Academic Research</w:t>
-      </w:r>
-    </w:p>
-    <w:p>
-      <w:pPr>
-        <w:spacing w:line="240" w:lineRule="auto"/>
-        <w:ind w:left="173" w:hanging="144"/>
-      </w:pPr>
-      <w:r>
-        <w:t>• Analyzed facial-recognition and automated mortgage-processing failures through ACM/IEEE professional ethics frameworks.</w:t>
-      </w:r>
-    </w:p>
-    <w:p>
-      <w:pPr>
-        <w:spacing w:line="240" w:lineRule="auto"/>
-        <w:ind w:left="173" w:hanging="144"/>
-      </w:pPr>
-      <w:r>
-        <w:t>• Synthesized academic and news sources into a structured report addressing validation, oversight, accountability and societal harm.</w:t>
-      </w:r>
-    </w:p>
-    <w:p>
-      <w:pPr>
-        <w:keepNext/>
-        <w:spacing w:line="240" w:lineRule="auto" w:before="160"/>
-      </w:pPr>
-      <w:r>
-        <w:rPr>
-          <w:b/>
-          <w:color w:val="18354A"/>
-        </w:rPr>
-        <w:t>CERTIFICATIONS &amp; ACTIVITIES</w:t>
+        <w:t>Google Cloud - Prompt Design in Vertex AI</w:t>
       </w:r>
     </w:p>
     <w:p>
@@ -310,15 +292,7 @@
         <w:spacing w:line="240" w:lineRule="auto"/>
       </w:pPr>
       <w:r>
-        <w:t>Prompt Design in Vertex AI - Google Cloud | Fundamentals of Deep Learning - NVIDIA</w:t>
-      </w:r>
-    </w:p>
-    <w:p>
-      <w:pPr>
-        <w:spacing w:line="240" w:lineRule="auto"/>
-      </w:pPr>
-      <w:r>
-        <w:t>KitaHack 2026 participant, Team SoulNet | Google Developer Groups on Campus, Monash University Malaysia</w:t>
+        <w:t>NVIDIA - Fundamentals of Deep Learning</w:t>
       </w:r>
     </w:p>
     <w:sectPr>

--- a/tailored-cvs/04_DHL_Project_Analyst.docx
+++ b/tailored-cvs/04_DHL_Project_Analyst.docx
@@ -194,7 +194,7 @@
         <w:ind w:left="173" w:hanging="144"/>
       </w:pPr>
       <w:r>
-        <w:t>• Coordinated deadlines, meetings and review sessions using Gmail, Zoom and WhatsApp; created Zapier reminders to support team organization.</w:t>
+        <w:t>• Coordinated deadlines, task follow-ups and review meetings for a six-person team; used Zapier reminders to address missed responses and keep delivery on schedule.</w:t>
       </w:r>
     </w:p>
     <w:p>
@@ -203,7 +203,7 @@
         <w:ind w:left="173" w:hanging="144"/>
       </w:pPr>
       <w:r>
-        <w:t>• Proposed the product solution, incorporated team feedback and rehearsed the final presentation; documented collaboration challenges and improvements in a reflective report.</w:t>
+        <w:t>• Proposed the product solution, incorporated team feedback and organized presentation rehearsals; the team delivered its report and pitch within the assignment timeline.</w:t>
       </w:r>
     </w:p>
     <w:p>

--- a/tailored-cvs/04_DHL_Project_Analyst.docx
+++ b/tailored-cvs/04_DHL_Project_Analyst.docx
@@ -161,6 +161,39 @@
       </w:pPr>
       <w:r>
         <w:t>Technical context: Git, Firebase, API integration, relational database modeling</w:t>
+      </w:r>
+    </w:p>
+    <w:p>
+      <w:pPr>
+        <w:keepNext/>
+        <w:spacing w:line="240" w:lineRule="auto" w:before="160"/>
+      </w:pPr>
+      <w:r>
+        <w:rPr>
+          <w:b/>
+          <w:color w:val="18354A"/>
+        </w:rPr>
+        <w:t>VIRTUAL INTERNSHIP</w:t>
+      </w:r>
+    </w:p>
+    <w:p>
+      <w:pPr>
+        <w:keepNext/>
+        <w:spacing w:line="240" w:lineRule="auto" w:before="80"/>
+      </w:pPr>
+      <w:r>
+        <w:rPr>
+          <w:b/>
+        </w:rPr>
+        <w:t>TeaMWork Virtual Internship | In collaboration with Lightblue</w:t>
+      </w:r>
+    </w:p>
+    <w:p>
+      <w:pPr>
+        <w:spacing w:line="240" w:lineRule="auto"/>
+      </w:pPr>
+      <w:r>
+        <w:t>29 June - 24 July 2026 | Completed; certificate of participation awarded</w:t>
       </w:r>
     </w:p>
     <w:p>

--- a/tailored-cvs/04_DHL_Project_Analyst.docx
+++ b/tailored-cvs/04_DHL_Project_Analyst.docx
@@ -194,6 +194,14 @@
       </w:pPr>
       <w:r>
         <w:t>29 June - 24 July 2026 | Completed; certificate of participation awarded</w:t>
+      </w:r>
+    </w:p>
+    <w:p>
+      <w:pPr>
+        <w:spacing w:line="240" w:lineRule="auto"/>
+      </w:pPr>
+      <w:r>
+        <w:t>Project focus: sustainability training gaps and food waste prevention in the hospitality industry.</w:t>
       </w:r>
     </w:p>
     <w:p>

--- a/tailored-cvs/04_DHL_Project_Analyst.docx
+++ b/tailored-cvs/04_DHL_Project_Analyst.docx
@@ -201,7 +201,16 @@
         <w:spacing w:line="240" w:lineRule="auto"/>
       </w:pPr>
       <w:r>
-        <w:t>Project focus: sustainability training gaps and food waste prevention in the hospitality industry.</w:t>
+        <w:t>Project focus: sustainability training gaps and food waste prevention in hospitality.</w:t>
+      </w:r>
+    </w:p>
+    <w:p>
+      <w:pPr>
+        <w:spacing w:line="240" w:lineRule="auto"/>
+        <w:ind w:left="173" w:hanging="144"/>
+      </w:pPr>
+      <w:r>
+        <w:t>• Owned the project data analysis; contributed to literature and market research, interviews/surveys, recommendations, the final report and presentation.</w:t>
       </w:r>
     </w:p>
     <w:p>
